--- a/cox_results.docx
+++ b/cox_results.docx
@@ -822,7 +822,7 @@
                 <w:szCs w:val="22"/>
                 <w:color w:val="000000"/>
               </w:rPr>
-              <w:t xml:space="preserve">0.535</w:t>
+              <w:t xml:space="preserve">0.532</w:t>
             </w:r>
           </w:p>
         </w:tc>
@@ -874,7 +874,7 @@
                 <w:szCs w:val="22"/>
                 <w:color w:val="000000"/>
               </w:rPr>
-              <w:t xml:space="preserve">0.377, 0.760</w:t>
+              <w:t xml:space="preserve">0.376, 0.753</w:t>
             </w:r>
           </w:p>
         </w:tc>
@@ -1192,7 +1192,7 @@
                 <w:szCs w:val="22"/>
                 <w:color w:val="000000"/>
               </w:rPr>
-              <w:t xml:space="preserve">1.013</w:t>
+              <w:t xml:space="preserve">1.015</w:t>
             </w:r>
           </w:p>
         </w:tc>
@@ -1244,7 +1244,7 @@
                 <w:szCs w:val="22"/>
                 <w:color w:val="000000"/>
               </w:rPr>
-              <w:t xml:space="preserve">0.994, 1.033</w:t>
+              <w:t xml:space="preserve">0.996, 1.035</w:t>
             </w:r>
           </w:p>
         </w:tc>
@@ -1296,7 +1296,7 @@
                 <w:szCs w:val="22"/>
                 <w:color w:val="000000"/>
               </w:rPr>
-              <w:t xml:space="preserve">0.2</w:t>
+              <w:t xml:space="preserve">0.12</w:t>
             </w:r>
           </w:p>
         </w:tc>
@@ -1562,7 +1562,7 @@
                 <w:szCs w:val="22"/>
                 <w:color w:val="000000"/>
               </w:rPr>
-              <w:t xml:space="preserve">0.987</w:t>
+              <w:t xml:space="preserve">0.991</w:t>
             </w:r>
           </w:p>
         </w:tc>
@@ -1614,7 +1614,7 @@
                 <w:szCs w:val="22"/>
                 <w:color w:val="000000"/>
               </w:rPr>
-              <w:t xml:space="preserve">0.973, 1.000</w:t>
+              <w:t xml:space="preserve">0.978, 1.004</w:t>
             </w:r>
           </w:p>
         </w:tc>
@@ -1666,7 +1666,7 @@
                 <w:szCs w:val="22"/>
                 <w:color w:val="000000"/>
               </w:rPr>
-              <w:t xml:space="preserve">0.059</w:t>
+              <w:t xml:space="preserve">0.2</w:t>
             </w:r>
           </w:p>
         </w:tc>
@@ -1932,7 +1932,7 @@
                 <w:szCs w:val="22"/>
                 <w:color w:val="000000"/>
               </w:rPr>
-              <w:t xml:space="preserve">1.964</w:t>
+              <w:t xml:space="preserve">2.096</w:t>
             </w:r>
           </w:p>
         </w:tc>
@@ -1984,7 +1984,7 @@
                 <w:szCs w:val="22"/>
                 <w:color w:val="000000"/>
               </w:rPr>
-              <w:t xml:space="preserve">1.331, 2.900</w:t>
+              <w:t xml:space="preserve">1.441, 3.050</w:t>
             </w:r>
           </w:p>
         </w:tc>
@@ -2049,376 +2049,6 @@
         <w:tc>
           <w:tcPr>
             <w:tcBorders>
-              <w:bottom w:val="none" w:sz="0" w:space="0" w:color="000000"/>
-              <w:top w:val="none" w:sz="0" w:space="0" w:color="000000"/>
-              <w:left w:val="none" w:sz="0" w:space="0" w:color="000000"/>
-              <w:right w:val="none" w:sz="0" w:space="0" w:color="000000"/>
-            </w:tcBorders>
-            <w:shd w:val="clear" w:color="auto" w:fill="FFFFFF"/>
-            <w:tcMar>
-              <w:top w:w="0" w:type="dxa"/>
-              <w:bottom w:w="0" w:type="dxa"/>
-              <w:left w:w="0" w:type="dxa"/>
-              <w:right w:w="0" w:type="dxa"/>
-            </w:tcMar>
-            <w:vAlign w:val="top"/>
-          </w:tcPr>
-          <w:p>
-            <w:pPr>
-              <w:jc w:val="left"/>
-              <w:pBdr>
-                <w:bottom w:val="none" w:sz="0" w:space="0" w:color="000000"/>
-                <w:top w:val="none" w:sz="0" w:space="0" w:color="000000"/>
-                <w:left w:val="none" w:sz="0" w:space="0" w:color="000000"/>
-                <w:right w:val="none" w:sz="0" w:space="0" w:color="000000"/>
-              </w:pBdr>
-              <w:spacing w:after="100" w:before="100" w:line="240"/>
-              <w:ind w:left="100" w:right="100" w:firstLine="0" w:firstLineChars="0"/>
-              <w:rPr>
-                <w:rFonts w:ascii="Helvetica" w:hAnsi="Helvetica" w:eastAsia="Helvetica" w:cs="Helvetica"/>
-                <w:i w:val="false"/>
-                <w:b w:val="false"/>
-                <w:u w:val="none"/>
-                <w:sz w:val="22"/>
-                <w:szCs w:val="22"/>
-                <w:color w:val="000000"/>
-              </w:rPr>
-            </w:pPr>
-            <w:r>
-              <w:rPr>
-                <w:rFonts w:ascii="Helvetica" w:hAnsi="Helvetica" w:eastAsia="Helvetica" w:cs="Helvetica"/>
-                <w:i w:val="false"/>
-                <w:b w:val="false"/>
-                <w:u w:val="none"/>
-                <w:sz w:val="22"/>
-                <w:szCs w:val="22"/>
-                <w:color w:val="000000"/>
-              </w:rPr>
-              <w:t xml:space="preserve">ph.karno</w:t>
-            </w:r>
-          </w:p>
-        </w:tc>
-        <w:tc>
-          <w:tcPr>
-            <w:tcBorders>
-              <w:bottom w:val="none" w:sz="0" w:space="0" w:color="000000"/>
-              <w:top w:val="none" w:sz="0" w:space="0" w:color="000000"/>
-              <w:left w:val="none" w:sz="0" w:space="0" w:color="000000"/>
-              <w:right w:val="none" w:sz="0" w:space="0" w:color="000000"/>
-            </w:tcBorders>
-            <w:shd w:val="clear" w:color="auto" w:fill="FFFFFF"/>
-            <w:tcMar>
-              <w:top w:w="0" w:type="dxa"/>
-              <w:bottom w:w="0" w:type="dxa"/>
-              <w:left w:w="0" w:type="dxa"/>
-              <w:right w:w="0" w:type="dxa"/>
-            </w:tcMar>
-            <w:vAlign w:val="top"/>
-          </w:tcPr>
-          <w:p>
-            <w:pPr>
-              <w:jc w:val="center"/>
-              <w:pBdr>
-                <w:bottom w:val="none" w:sz="0" w:space="0" w:color="000000"/>
-                <w:top w:val="none" w:sz="0" w:space="0" w:color="000000"/>
-                <w:left w:val="none" w:sz="0" w:space="0" w:color="000000"/>
-                <w:right w:val="none" w:sz="0" w:space="0" w:color="000000"/>
-              </w:pBdr>
-              <w:spacing w:after="100" w:before="100" w:line="240"/>
-              <w:ind w:left="100" w:right="100" w:firstLine="0" w:firstLineChars="0"/>
-              <w:rPr>
-                <w:rFonts w:ascii="Helvetica" w:hAnsi="Helvetica" w:eastAsia="Helvetica" w:cs="Helvetica"/>
-                <w:i w:val="false"/>
-                <w:b w:val="false"/>
-                <w:u w:val="none"/>
-                <w:sz w:val="22"/>
-                <w:szCs w:val="22"/>
-                <w:color w:val="000000"/>
-              </w:rPr>
-            </w:pPr>
-            <w:r>
-              <w:rPr>
-                <w:rFonts w:ascii="Helvetica" w:hAnsi="Helvetica" w:eastAsia="Helvetica" w:cs="Helvetica"/>
-                <w:i w:val="false"/>
-                <w:b w:val="false"/>
-                <w:u w:val="none"/>
-                <w:sz w:val="22"/>
-                <w:szCs w:val="22"/>
-                <w:color w:val="000000"/>
-              </w:rPr>
-              <w:t xml:space="preserve"/>
-            </w:r>
-          </w:p>
-        </w:tc>
-        <w:tc>
-          <w:tcPr>
-            <w:tcBorders>
-              <w:bottom w:val="none" w:sz="0" w:space="0" w:color="000000"/>
-              <w:top w:val="none" w:sz="0" w:space="0" w:color="000000"/>
-              <w:left w:val="none" w:sz="0" w:space="0" w:color="000000"/>
-              <w:right w:val="none" w:sz="0" w:space="0" w:color="000000"/>
-            </w:tcBorders>
-            <w:shd w:val="clear" w:color="auto" w:fill="FFFFFF"/>
-            <w:tcMar>
-              <w:top w:w="0" w:type="dxa"/>
-              <w:bottom w:w="0" w:type="dxa"/>
-              <w:left w:w="0" w:type="dxa"/>
-              <w:right w:w="0" w:type="dxa"/>
-            </w:tcMar>
-            <w:vAlign w:val="top"/>
-          </w:tcPr>
-          <w:p>
-            <w:pPr>
-              <w:jc w:val="center"/>
-              <w:pBdr>
-                <w:bottom w:val="none" w:sz="0" w:space="0" w:color="000000"/>
-                <w:top w:val="none" w:sz="0" w:space="0" w:color="000000"/>
-                <w:left w:val="none" w:sz="0" w:space="0" w:color="000000"/>
-                <w:right w:val="none" w:sz="0" w:space="0" w:color="000000"/>
-              </w:pBdr>
-              <w:spacing w:after="100" w:before="100" w:line="240"/>
-              <w:ind w:left="100" w:right="100" w:firstLine="0" w:firstLineChars="0"/>
-              <w:rPr>
-                <w:rFonts w:ascii="Helvetica" w:hAnsi="Helvetica" w:eastAsia="Helvetica" w:cs="Helvetica"/>
-                <w:i w:val="false"/>
-                <w:b w:val="false"/>
-                <w:u w:val="none"/>
-                <w:sz w:val="22"/>
-                <w:szCs w:val="22"/>
-                <w:color w:val="000000"/>
-              </w:rPr>
-            </w:pPr>
-            <w:r>
-              <w:rPr>
-                <w:rFonts w:ascii="Helvetica" w:hAnsi="Helvetica" w:eastAsia="Helvetica" w:cs="Helvetica"/>
-                <w:i w:val="false"/>
-                <w:b w:val="false"/>
-                <w:u w:val="none"/>
-                <w:sz w:val="22"/>
-                <w:szCs w:val="22"/>
-                <w:color w:val="000000"/>
-              </w:rPr>
-              <w:t xml:space="preserve"/>
-            </w:r>
-          </w:p>
-        </w:tc>
-        <w:tc>
-          <w:tcPr>
-            <w:tcBorders>
-              <w:bottom w:val="none" w:sz="0" w:space="0" w:color="000000"/>
-              <w:top w:val="none" w:sz="0" w:space="0" w:color="000000"/>
-              <w:left w:val="none" w:sz="0" w:space="0" w:color="000000"/>
-              <w:right w:val="none" w:sz="0" w:space="0" w:color="000000"/>
-            </w:tcBorders>
-            <w:shd w:val="clear" w:color="auto" w:fill="FFFFFF"/>
-            <w:tcMar>
-              <w:top w:w="0" w:type="dxa"/>
-              <w:bottom w:w="0" w:type="dxa"/>
-              <w:left w:w="0" w:type="dxa"/>
-              <w:right w:w="0" w:type="dxa"/>
-            </w:tcMar>
-            <w:vAlign w:val="top"/>
-          </w:tcPr>
-          <w:p>
-            <w:pPr>
-              <w:jc w:val="center"/>
-              <w:pBdr>
-                <w:bottom w:val="none" w:sz="0" w:space="0" w:color="000000"/>
-                <w:top w:val="none" w:sz="0" w:space="0" w:color="000000"/>
-                <w:left w:val="none" w:sz="0" w:space="0" w:color="000000"/>
-                <w:right w:val="none" w:sz="0" w:space="0" w:color="000000"/>
-              </w:pBdr>
-              <w:spacing w:after="100" w:before="100" w:line="240"/>
-              <w:ind w:left="100" w:right="100" w:firstLine="0" w:firstLineChars="0"/>
-              <w:rPr>
-                <w:rFonts w:ascii="Helvetica" w:hAnsi="Helvetica" w:eastAsia="Helvetica" w:cs="Helvetica"/>
-                <w:i w:val="false"/>
-                <w:b w:val="false"/>
-                <w:u w:val="none"/>
-                <w:sz w:val="22"/>
-                <w:szCs w:val="22"/>
-                <w:color w:val="000000"/>
-              </w:rPr>
-            </w:pPr>
-            <w:r>
-              <w:rPr>
-                <w:rFonts w:ascii="Helvetica" w:hAnsi="Helvetica" w:eastAsia="Helvetica" w:cs="Helvetica"/>
-                <w:i w:val="false"/>
-                <w:b w:val="false"/>
-                <w:u w:val="none"/>
-                <w:sz w:val="22"/>
-                <w:szCs w:val="22"/>
-                <w:color w:val="000000"/>
-              </w:rPr>
-              <w:t xml:space="preserve"/>
-            </w:r>
-          </w:p>
-        </w:tc>
-        <w:tc>
-          <w:tcPr>
-            <w:tcBorders>
-              <w:bottom w:val="none" w:sz="0" w:space="0" w:color="000000"/>
-              <w:top w:val="none" w:sz="0" w:space="0" w:color="000000"/>
-              <w:left w:val="none" w:sz="0" w:space="0" w:color="000000"/>
-              <w:right w:val="none" w:sz="0" w:space="0" w:color="000000"/>
-            </w:tcBorders>
-            <w:shd w:val="clear" w:color="auto" w:fill="FFFFFF"/>
-            <w:tcMar>
-              <w:top w:w="0" w:type="dxa"/>
-              <w:bottom w:w="0" w:type="dxa"/>
-              <w:left w:w="0" w:type="dxa"/>
-              <w:right w:w="0" w:type="dxa"/>
-            </w:tcMar>
-            <w:vAlign w:val="top"/>
-          </w:tcPr>
-          <w:p>
-            <w:pPr>
-              <w:jc w:val="center"/>
-              <w:pBdr>
-                <w:bottom w:val="none" w:sz="0" w:space="0" w:color="000000"/>
-                <w:top w:val="none" w:sz="0" w:space="0" w:color="000000"/>
-                <w:left w:val="none" w:sz="0" w:space="0" w:color="000000"/>
-                <w:right w:val="none" w:sz="0" w:space="0" w:color="000000"/>
-              </w:pBdr>
-              <w:spacing w:after="100" w:before="100" w:line="240"/>
-              <w:ind w:left="100" w:right="100" w:firstLine="0" w:firstLineChars="0"/>
-              <w:rPr>
-                <w:rFonts w:ascii="Helvetica" w:hAnsi="Helvetica" w:eastAsia="Helvetica" w:cs="Helvetica"/>
-                <w:i w:val="false"/>
-                <w:b w:val="false"/>
-                <w:u w:val="none"/>
-                <w:sz w:val="22"/>
-                <w:szCs w:val="22"/>
-                <w:color w:val="000000"/>
-              </w:rPr>
-            </w:pPr>
-            <w:r>
-              <w:rPr>
-                <w:rFonts w:ascii="Helvetica" w:hAnsi="Helvetica" w:eastAsia="Helvetica" w:cs="Helvetica"/>
-                <w:i w:val="false"/>
-                <w:b w:val="false"/>
-                <w:u w:val="none"/>
-                <w:sz w:val="22"/>
-                <w:szCs w:val="22"/>
-                <w:color w:val="000000"/>
-              </w:rPr>
-              <w:t xml:space="preserve">1.020</w:t>
-            </w:r>
-          </w:p>
-        </w:tc>
-        <w:tc>
-          <w:tcPr>
-            <w:tcBorders>
-              <w:bottom w:val="none" w:sz="0" w:space="0" w:color="000000"/>
-              <w:top w:val="none" w:sz="0" w:space="0" w:color="000000"/>
-              <w:left w:val="none" w:sz="0" w:space="0" w:color="000000"/>
-              <w:right w:val="none" w:sz="0" w:space="0" w:color="000000"/>
-            </w:tcBorders>
-            <w:shd w:val="clear" w:color="auto" w:fill="FFFFFF"/>
-            <w:tcMar>
-              <w:top w:w="0" w:type="dxa"/>
-              <w:bottom w:w="0" w:type="dxa"/>
-              <w:left w:w="0" w:type="dxa"/>
-              <w:right w:w="0" w:type="dxa"/>
-            </w:tcMar>
-            <w:vAlign w:val="top"/>
-          </w:tcPr>
-          <w:p>
-            <w:pPr>
-              <w:jc w:val="center"/>
-              <w:pBdr>
-                <w:bottom w:val="none" w:sz="0" w:space="0" w:color="000000"/>
-                <w:top w:val="none" w:sz="0" w:space="0" w:color="000000"/>
-                <w:left w:val="none" w:sz="0" w:space="0" w:color="000000"/>
-                <w:right w:val="none" w:sz="0" w:space="0" w:color="000000"/>
-              </w:pBdr>
-              <w:spacing w:after="100" w:before="100" w:line="240"/>
-              <w:ind w:left="100" w:right="100" w:firstLine="0" w:firstLineChars="0"/>
-              <w:rPr>
-                <w:rFonts w:ascii="Helvetica" w:hAnsi="Helvetica" w:eastAsia="Helvetica" w:cs="Helvetica"/>
-                <w:i w:val="false"/>
-                <w:b w:val="false"/>
-                <w:u w:val="none"/>
-                <w:sz w:val="22"/>
-                <w:szCs w:val="22"/>
-                <w:color w:val="000000"/>
-              </w:rPr>
-            </w:pPr>
-            <w:r>
-              <w:rPr>
-                <w:rFonts w:ascii="Helvetica" w:hAnsi="Helvetica" w:eastAsia="Helvetica" w:cs="Helvetica"/>
-                <w:i w:val="false"/>
-                <w:b w:val="false"/>
-                <w:u w:val="none"/>
-                <w:sz w:val="22"/>
-                <w:szCs w:val="22"/>
-                <w:color w:val="000000"/>
-              </w:rPr>
-              <w:t xml:space="preserve">1.000, 1.041</w:t>
-            </w:r>
-          </w:p>
-        </w:tc>
-        <w:tc>
-          <w:tcPr>
-            <w:tcBorders>
-              <w:bottom w:val="none" w:sz="0" w:space="0" w:color="000000"/>
-              <w:top w:val="none" w:sz="0" w:space="0" w:color="000000"/>
-              <w:left w:val="none" w:sz="0" w:space="0" w:color="000000"/>
-              <w:right w:val="none" w:sz="0" w:space="0" w:color="000000"/>
-            </w:tcBorders>
-            <w:shd w:val="clear" w:color="auto" w:fill="FFFFFF"/>
-            <w:tcMar>
-              <w:top w:w="0" w:type="dxa"/>
-              <w:bottom w:w="0" w:type="dxa"/>
-              <w:left w:w="0" w:type="dxa"/>
-              <w:right w:w="0" w:type="dxa"/>
-            </w:tcMar>
-            <w:vAlign w:val="top"/>
-          </w:tcPr>
-          <w:p>
-            <w:pPr>
-              <w:jc w:val="center"/>
-              <w:pBdr>
-                <w:bottom w:val="none" w:sz="0" w:space="0" w:color="000000"/>
-                <w:top w:val="none" w:sz="0" w:space="0" w:color="000000"/>
-                <w:left w:val="none" w:sz="0" w:space="0" w:color="000000"/>
-                <w:right w:val="none" w:sz="0" w:space="0" w:color="000000"/>
-              </w:pBdr>
-              <w:spacing w:after="100" w:before="100" w:line="240"/>
-              <w:ind w:left="100" w:right="100" w:firstLine="0" w:firstLineChars="0"/>
-              <w:rPr>
-                <w:rFonts w:ascii="Helvetica" w:hAnsi="Helvetica" w:eastAsia="Helvetica" w:cs="Helvetica"/>
-                <w:i w:val="false"/>
-                <w:b w:val="false"/>
-                <w:u w:val="none"/>
-                <w:sz w:val="22"/>
-                <w:szCs w:val="22"/>
-                <w:color w:val="000000"/>
-              </w:rPr>
-            </w:pPr>
-            <w:r>
-              <w:rPr>
-                <w:rFonts w:ascii="Helvetica" w:hAnsi="Helvetica" w:eastAsia="Helvetica" w:cs="Helvetica"/>
-                <w:i w:val="false"/>
-                <w:b w:val="false"/>
-                <w:u w:val="none"/>
-                <w:sz w:val="22"/>
-                <w:szCs w:val="22"/>
-                <w:color w:val="000000"/>
-              </w:rPr>
-              <w:t xml:space="preserve">0.048</w:t>
-            </w:r>
-          </w:p>
-        </w:tc>
-      </w:tr>
-      <w:tr>
-        <w:trPr>
-          <w:trHeight w:val="614" w:hRule="auto"/>
-        </w:trPr>
-        body6
-        <w:tc>
-          <w:tcPr>
-            <w:tcBorders>
               <w:bottom w:val="single" w:sz="8" w:space="0" w:color="000000"/>
               <w:top w:val="none" w:sz="0" w:space="0" w:color="000000"/>
               <w:left w:val="none" w:sz="0" w:space="0" w:color="000000"/>
@@ -2464,7 +2094,7 @@
                 <w:szCs w:val="22"/>
                 <w:color w:val="000000"/>
               </w:rPr>
-              <w:t xml:space="preserve">pat.karno</w:t>
+              <w:t xml:space="preserve">ph.karno</w:t>
             </w:r>
           </w:p>
         </w:tc>
@@ -2672,7 +2302,7 @@
                 <w:szCs w:val="22"/>
                 <w:color w:val="000000"/>
               </w:rPr>
-              <w:t xml:space="preserve">0.985</w:t>
+              <w:t xml:space="preserve">1.015</w:t>
             </w:r>
           </w:p>
         </w:tc>
@@ -2724,7 +2354,7 @@
                 <w:szCs w:val="22"/>
                 <w:color w:val="000000"/>
               </w:rPr>
-              <w:t xml:space="preserve">0.971, 1.000</w:t>
+              <w:t xml:space="preserve">0.996, 1.035</w:t>
             </w:r>
           </w:p>
         </w:tc>
@@ -2776,7 +2406,7 @@
                 <w:szCs w:val="22"/>
                 <w:color w:val="000000"/>
               </w:rPr>
-              <w:t xml:space="preserve">0.043</w:t>
+              <w:t xml:space="preserve">0.12</w:t>
             </w:r>
           </w:p>
         </w:tc>
